--- a/MAU BB TO TUNG/KHỎI TỐ/239. Biên bản giao, nhận phê chuẩn lệnh bắt.docx
+++ b/MAU BB TO TUNG/KHỎI TỐ/239. Biên bản giao, nhận phê chuẩn lệnh bắt.docx
@@ -1074,6 +1074,7 @@
           <w:tab w:val="right" w:pos="9356"/>
         </w:tabs>
         <w:spacing w:before="120" w:after="120" w:line="240" w:lineRule="auto"/>
+        <w:jc w:val="both"/>
         <w:rPr>
           <w:rFonts w:eastAsia="Times New Roman"/>
           <w:color w:val="000000"/>
@@ -1189,6 +1190,7 @@
           <w:tab w:val="left" w:pos="1000"/>
         </w:tabs>
         <w:spacing w:before="120" w:after="120" w:line="240" w:lineRule="auto"/>
+        <w:jc w:val="both"/>
       </w:pPr>
       <w:r>
         <w:t>Sinh {doituong1_ngay_sinh}</w:t>
@@ -1206,6 +1208,7 @@
           <w:tab w:val="left" w:pos="1000"/>
         </w:tabs>
         <w:spacing w:before="120" w:after="120" w:line="240" w:lineRule="auto"/>
+        <w:jc w:val="both"/>
       </w:pPr>
       <w:r>
         <w:t>Quốc tịch: {doituong1_quoc_tich}</w:t>
@@ -1226,6 +1229,7 @@
     <w:p>
       <w:pPr>
         <w:spacing w:before="120" w:after="120" w:line="240" w:lineRule="auto"/>
+        <w:jc w:val="both"/>
       </w:pPr>
       <w:r>
         <w:rPr>
@@ -1252,6 +1256,7 @@
     <w:p>
       <w:pPr>
         <w:spacing w:before="120" w:after="120" w:line="240" w:lineRule="auto"/>
+        <w:jc w:val="both"/>
       </w:pPr>
       <w:r>
         <w:rPr>
@@ -1269,6 +1274,7 @@
     <w:p>
       <w:pPr>
         <w:spacing w:before="120" w:after="120" w:line="240" w:lineRule="auto"/>
+        <w:jc w:val="both"/>
       </w:pPr>
       <w:r>
         <w:rPr>
